--- a/test_data/smlouva_gdpr_test_01_anon.docx
+++ b/test_data/smlouva_gdpr_test_01_anon.docx
@@ -129,7 +129,7 @@
     </w:p>
     <w:p>
       <w:r>
-        <w:t xml:space="preserve">   Korespondenční [[ADDRESS_3]], 602 00 Brno</w:t>
+        <w:t xml:space="preserve">   Korespondenční [[ADDRESS_3]], 602 00 [[ADDRESS_4]]</w:t>
       </w:r>
     </w:p>
     <w:p>
@@ -221,7 +221,7 @@
     </w:p>
     <w:p>
       <w:r>
-        <w:t xml:space="preserve">      Jméno a příjmení: [[PERSON_3]]</w:t>
+        <w:t xml:space="preserve">      Jméno a příjmení: [[PERSON_4]]</w:t>
       </w:r>
     </w:p>
     <w:p>
@@ -257,7 +257,7 @@
     </w:p>
     <w:p>
       <w:r>
-        <w:t xml:space="preserve">      Jméno a příjmení: Bc. [[PERSON_4]]</w:t>
+        <w:t xml:space="preserve">      Jméno a příjmení: Bc. [[PERSON_5]]</w:t>
       </w:r>
     </w:p>
     <w:p>
@@ -272,7 +272,7 @@
     </w:p>
     <w:p>
       <w:r>
-        <w:t xml:space="preserve">      [[ADDRESS_4]]</w:t>
+        <w:t xml:space="preserve">      [[ADDRESS_5]]</w:t>
       </w:r>
     </w:p>
     <w:p>
@@ -293,7 +293,7 @@
     </w:p>
     <w:p>
       <w:r>
-        <w:t xml:space="preserve">      Jméno a příjmení: [[PERSON_5]]</w:t>
+        <w:t xml:space="preserve">      Jméno a příjmení: [[PERSON_6]]</w:t>
       </w:r>
     </w:p>
     <w:p>
@@ -308,7 +308,7 @@
     </w:p>
     <w:p>
       <w:r>
-        <w:t xml:space="preserve">      [[ADDRESS_5]]</w:t>
+        <w:t xml:space="preserve">      [[ADDRESS_6]]</w:t>
       </w:r>
     </w:p>
     <w:p>
@@ -319,7 +319,7 @@
     <w:p/>
     <w:p>
       <w:r>
-        <w:t>2. [[PERSON_2]] výslovně souhlasí s tím, aby veškeré osobní údaje uvedené v této smlouvě, týkající se jak [[PERSON_2]], tak [[PERSON_3]], [[PERSON_4]] a [[PERSON_5]], byly předány [[PERSON_1]] za účelem plnění této smlouvy a následné anonymizace.</w:t>
+        <w:t>2. [[PERSON_2]] výslovně souhlasí s tím, aby veškeré osobní údaje uvedené v této smlouvě, týkající se jak [[PERSON_2]], tak [[PERSON_4]], [[PERSON_5]] a [[PERSON_6]], byly předány [[PERSON_1]] za účelem plnění této smlouvy a následné anonymizace.</w:t>
       </w:r>
     </w:p>
     <w:p/>
@@ -331,27 +331,27 @@
     <w:p/>
     <w:p>
       <w:r>
-        <w:t>1. Smluvní strany berou na vědomí, že [[PERSON_2]] poskytla [[PERSON_1]] přístup k e‑mailové schránce [[EMAIL_2]], a to včetně historie zpráv obsahujících osobní údaje [[PERSON_3]], [[PERSON_4]] i [[PERSON_5]].</w:t>
+        <w:t>1. Smluvní strany berou na vědomí, že [[PERSON_2]] poskytla [[PERSON_1]] přístup k e‑mailové schránce [[EMAIL_2]], a to včetně historie zpráv obsahujících osobní údaje [[PERSON_4]], [[PERSON_5]] i [[PERSON_6]].</w:t>
       </w:r>
     </w:p>
     <w:p>
       <w:r>
-        <w:t>2. [[PERSON_1]] se zavazuje, že s osobními údaji [[PERSON_2]], [[PERSON_3]], [[PERSON_4]] a [[PERSON_5]] bude nakládat v souladu s GDPR.</w:t>
+        <w:t>2. [[PERSON_1]] se zavazuje, že s osobními údaji [[PERSON_2]], [[PERSON_4]], [[PERSON_5]] a [[PERSON_6]] bude nakládat v souladu s GDPR.</w:t>
       </w:r>
     </w:p>
     <w:p>
       <w:r>
-        <w:t>3. Bude‑li třeba komunikovat s [[PERSON_3]] přímo, zavazuje se [[PERSON_1]] zasílat zprávy na adresu [[EMAIL_3]] a v nezbytných případech [[PERSON_3]] telefonovat na číslo[[PHONE_3]].</w:t>
+        <w:t>3. Bude‑li třeba komunikovat s [[PERSON_4]] přímo, zavazuje se [[PERSON_1]] zasílat zprávy na adresu [[EMAIL_3]] a v nezbytných případech [[PERSON_4]] telefonovat na číslo[[PHONE_3]].</w:t>
       </w:r>
     </w:p>
     <w:p>
       <w:r>
-        <w:t>4. V případě [[PERSON_4]] je [[PERSON_1]] oprávněn zasílat jí zprávy obsahující osobní údaje [[PERSON_2]] na adresu [[EMAIL_4]], a to zejména pokud bude nutné ověřit totožnost [[PERSON_4]] z hlediska rodinného vztahu k [[PERSON_2]].</w:t>
+        <w:t>4. V případě [[PERSON_5]] je [[PERSON_1]] oprávněn zasílat jí zprávy obsahující osobní údaje [[PERSON_2]] na adresu [[EMAIL_4]], a to zejména pokud bude nutné ověřit totožnost [[PERSON_5]] z hlediska rodinného vztahu k [[PERSON_2]].</w:t>
       </w:r>
     </w:p>
     <w:p>
       <w:r>
-        <w:t>5. Osobní údaje [[PERSON_5]] budou využívány pouze v rozsahu jména, příjmení, [[ADDRESS_5]] a data [[DATE_5]], není‑li výslovně dohodnuto jinak.</w:t>
+        <w:t>5. Osobní údaje [[PERSON_6]] budou využívány pouze v rozsahu jména, příjmení, [[ADDRESS_6]] a data [[DATE_5]], není‑li výslovně dohodnuto jinak.</w:t>
       </w:r>
     </w:p>
     <w:p/>
@@ -368,7 +368,7 @@
     </w:p>
     <w:p>
       <w:r>
-        <w:t xml:space="preserve">   a) Uživatelské jméno: petra.svobodova</w:t>
+        <w:t xml:space="preserve">   a) Uživatelské jméno: [[PERSON_2]].svobodova</w:t>
       </w:r>
     </w:p>
     <w:p>
@@ -378,12 +378,12 @@
     </w:p>
     <w:p>
       <w:r>
-        <w:t xml:space="preserve">      Přístup do klientského portálu obsahujícího osobní údaje [[PERSON_2]] a [[PERSON_3]].</w:t>
+        <w:t xml:space="preserve">      Přístup do klientského portálu obsahujícího osobní údaje [[PERSON_2]] a [[PERSON_4]].</w:t>
       </w:r>
     </w:p>
     <w:p>
       <w:r>
-        <w:t xml:space="preserve">   b) Uživatelské jméno: petra.svobodova.gmail</w:t>
+        <w:t xml:space="preserve">   b) Uživatelské jméno: [[PERSON_2]].svobodova.gmail</w:t>
       </w:r>
     </w:p>
     <w:p>
@@ -393,7 +393,7 @@
     </w:p>
     <w:p>
       <w:r>
-        <w:t xml:space="preserve">      Přístup do privátní e‑mailové schránky, kde se nachází smlouvy mezi [[PERSON_2]] a [[PERSON_3]].</w:t>
+        <w:t xml:space="preserve">      Přístup do privátní e‑mailové schránky, kde se nachází smlouvy mezi [[PERSON_2]] a [[PERSON_4]].</w:t>
       </w:r>
     </w:p>
     <w:p/>
@@ -420,7 +420,7 @@
     </w:p>
     <w:p>
       <w:r>
-        <w:t xml:space="preserve">   c) prostřednictvím [[ADDRESS_6]] (adresa [[PERSON_1]]).</w:t>
+        <w:t xml:space="preserve">   c) prostřednictvím [[ADDRESS_7]] (adresa [[PERSON_1]]).</w:t>
       </w:r>
     </w:p>
     <w:p/>
@@ -476,7 +476,7 @@
     <w:p/>
     <w:p>
       <w:r>
-        <w:t>1. [[PERSON_1]] výslovně prohlašuje, že veškeré osobní údaje [[PERSON_2]], [[PERSON_3]], [[PERSON_4]] a [[PERSON_5]] použije výhradně k účelu plnění této smlouvy.</w:t>
+        <w:t>1. [[PERSON_1]] výslovně prohlašuje, že veškeré osobní údaje [[PERSON_2]], [[PERSON_4]], [[PERSON_5]] a [[PERSON_6]] použije výhradně k účelu plnění této smlouvy.</w:t>
       </w:r>
     </w:p>
     <w:p>
@@ -486,7 +486,7 @@
     </w:p>
     <w:p>
       <w:r>
-        <w:t>3. Smluvní strany si jsou vědomy, že jména ve tvarech „[[PERSON_1]]“, „s [[PERSON_1]]“, „[[PERSON_2]]“, „s [[PERSON_2]]“, „[[PERSON_3]]“, „s [[PERSON_3]]“, „[[PERSON_4]]“, „s [[PERSON_4]]“, „[[PERSON_5]]“ a „s [[PERSON_5]]“ představují různé pádové varianty týchž osob.</w:t>
+        <w:t>3. Smluvní strany si jsou vědomy, že jména ve tvarech „[[PERSON_1]]“, „s [[PERSON_1]]“, „[[PERSON_2]]“, „s [[PERSON_2]]“, „[[PERSON_4]]“, „s [[PERSON_4]]“, „[[PERSON_5]]“, „s [[PERSON_5]]“, „[[PERSON_6]]“ a „s [[PERSON_6]]“ představují různé pádové varianty týchž osob.</w:t>
       </w:r>
     </w:p>
     <w:p/>
@@ -509,7 +509,7 @@
     <w:p/>
     <w:p>
       <w:r>
-        <w:t>V Praze dne [[DATE_6]]</w:t>
+        <w:t>[[ADDRESS_8]] dne [[DATE_6]]</w:t>
       </w:r>
     </w:p>
     <w:p/>

--- a/test_data/smlouva_gdpr_test_01_anon.docx
+++ b/test_data/smlouva_gdpr_test_01_anon.docx
@@ -42,7 +42,7 @@
     </w:p>
     <w:p>
       <w:r>
-        <w:t xml:space="preserve">   [[ADDRESS_1]]</w:t>
+        <w:t xml:space="preserve">   Trvalý pobyt: [[ADDRESS_1]]</w:t>
       </w:r>
     </w:p>
     <w:p>
@@ -124,12 +124,12 @@
     </w:p>
     <w:p>
       <w:r>
-        <w:t xml:space="preserve">   [[ADDRESS_2]]</w:t>
+        <w:t xml:space="preserve">   Trvalý pobyt: [[ADDRESS_3]]</w:t>
       </w:r>
     </w:p>
     <w:p>
       <w:r>
-        <w:t xml:space="preserve">   Korespondenční [[ADDRESS_3]], 602 00 [[ADDRESS_4]]</w:t>
+        <w:t xml:space="preserve">   [[ADDRESS_3]]</w:t>
       </w:r>
     </w:p>
     <w:p>
@@ -236,7 +236,7 @@
     </w:p>
     <w:p>
       <w:r>
-        <w:t xml:space="preserve">      [[ADDRESS_2]]</w:t>
+        <w:t xml:space="preserve">      Trvalý pobyt: [[ADDRESS_3]]</w:t>
       </w:r>
     </w:p>
     <w:p>
@@ -272,7 +272,7 @@
     </w:p>
     <w:p>
       <w:r>
-        <w:t xml:space="preserve">      [[ADDRESS_5]]</w:t>
+        <w:t xml:space="preserve">      Trvalý pobyt: U [[ADDRESS_4]]</w:t>
       </w:r>
     </w:p>
     <w:p>
@@ -308,7 +308,7 @@
     </w:p>
     <w:p>
       <w:r>
-        <w:t xml:space="preserve">      [[ADDRESS_6]]</w:t>
+        <w:t xml:space="preserve">      [[ADDRESS_5]]</w:t>
       </w:r>
     </w:p>
     <w:p>
@@ -351,7 +351,7 @@
     </w:p>
     <w:p>
       <w:r>
-        <w:t>5. Osobní údaje [[PERSON_6]] budou využívány pouze v rozsahu jména, příjmení, [[ADDRESS_6]] a data [[DATE_5]], není‑li výslovně dohodnuto jinak.</w:t>
+        <w:t>5. Osobní údaje [[PERSON_6]] budou využívány pouze v rozsahu jména, příjmení, [[ADDRESS_5]] a data [[DATE_5]], není‑li výslovně dohodnuto jinak.</w:t>
       </w:r>
     </w:p>
     <w:p/>
@@ -420,7 +420,7 @@
     </w:p>
     <w:p>
       <w:r>
-        <w:t xml:space="preserve">   c) prostřednictvím [[ADDRESS_7]] (adresa [[PERSON_1]]).</w:t>
+        <w:t xml:space="preserve">   c) prostřednictvím zasílání fyzických dokumentů [[ADDRESS_1]] (adresa [[PERSON_1]]).</w:t>
       </w:r>
     </w:p>
     <w:p/>
@@ -509,7 +509,7 @@
     <w:p/>
     <w:p>
       <w:r>
-        <w:t>[[ADDRESS_8]] dne [[DATE_6]]</w:t>
+        <w:t>V Praze dne [[DATE_6]]</w:t>
       </w:r>
     </w:p>
     <w:p/>
@@ -547,6 +547,12 @@
       </w:r>
     </w:p>
     <w:sectPr>
+      <w:headerReference w:type="default" r:id="rId9"/>
+      <w:footerReference w:type="default" r:id="rId10"/>
+      <w:headerReference w:type="first" r:id="rId11"/>
+      <w:footerReference w:type="first" r:id="rId12"/>
+      <w:headerReference w:type="even" r:id="rId13"/>
+      <w:footerReference w:type="even" r:id="rId14"/>
       <w:pgSz w:w="12240" w:h="15840"/>
       <w:pgMar w:top="1440" w:right="1800" w:bottom="1440" w:left="1800" w:header="720" w:footer="720" w:gutter="0"/>
       <w:cols w:space="720"/>
@@ -554,6 +560,66 @@
     </w:sectPr>
   </w:body>
 </w:document>
+</file>
+
+<file path=word/footer1.xml><?xml version="1.0" encoding="utf-8"?>
+<w:ftr xmlns:m="http://schemas.openxmlformats.org/officeDocument/2006/math" xmlns:mc="http://schemas.openxmlformats.org/markup-compatibility/2006" xmlns:mo="http://schemas.microsoft.com/office/mac/office/2008/main" xmlns:mv="urn:schemas-microsoft-com:mac:vml" xmlns:o="urn:schemas-microsoft-com:office:office" xmlns:r="http://schemas.openxmlformats.org/officeDocument/2006/relationships" xmlns:v="urn:schemas-microsoft-com:vml" xmlns:w10="urn:schemas-microsoft-com:office:word" xmlns:w14="http://schemas.microsoft.com/office/word/2010/wordml" xmlns:w="http://schemas.openxmlformats.org/wordprocessingml/2006/main" xmlns:wne="http://schemas.microsoft.com/office/word/2006/wordml" xmlns:wp14="http://schemas.microsoft.com/office/word/2010/wordprocessingDrawing" xmlns:wp="http://schemas.openxmlformats.org/drawingml/2006/wordprocessingDrawing" xmlns:wpc="http://schemas.microsoft.com/office/word/2010/wordprocessingCanvas" xmlns:wpg="http://schemas.microsoft.com/office/word/2010/wordprocessingGroup" xmlns:wpi="http://schemas.microsoft.com/office/word/2010/wordprocessingInk" xmlns:wps="http://schemas.microsoft.com/office/word/2010/wordprocessingShape" mc:Ignorable="w14 wp14">
+  <w:p>
+    <w:pPr>
+      <w:pStyle w:val="Footer"/>
+    </w:pPr>
+  </w:p>
+</w:ftr>
+</file>
+
+<file path=word/footer2.xml><?xml version="1.0" encoding="utf-8"?>
+<w:ftr xmlns:m="http://schemas.openxmlformats.org/officeDocument/2006/math" xmlns:mc="http://schemas.openxmlformats.org/markup-compatibility/2006" xmlns:mo="http://schemas.microsoft.com/office/mac/office/2008/main" xmlns:mv="urn:schemas-microsoft-com:mac:vml" xmlns:o="urn:schemas-microsoft-com:office:office" xmlns:r="http://schemas.openxmlformats.org/officeDocument/2006/relationships" xmlns:v="urn:schemas-microsoft-com:vml" xmlns:w10="urn:schemas-microsoft-com:office:word" xmlns:w14="http://schemas.microsoft.com/office/word/2010/wordml" xmlns:w="http://schemas.openxmlformats.org/wordprocessingml/2006/main" xmlns:wne="http://schemas.microsoft.com/office/word/2006/wordml" xmlns:wp14="http://schemas.microsoft.com/office/word/2010/wordprocessingDrawing" xmlns:wp="http://schemas.openxmlformats.org/drawingml/2006/wordprocessingDrawing" xmlns:wpc="http://schemas.microsoft.com/office/word/2010/wordprocessingCanvas" xmlns:wpg="http://schemas.microsoft.com/office/word/2010/wordprocessingGroup" xmlns:wpi="http://schemas.microsoft.com/office/word/2010/wordprocessingInk" xmlns:wps="http://schemas.microsoft.com/office/word/2010/wordprocessingShape" mc:Ignorable="w14 wp14">
+  <w:p>
+    <w:pPr>
+      <w:pStyle w:val="Footer"/>
+    </w:pPr>
+  </w:p>
+</w:ftr>
+</file>
+
+<file path=word/footer3.xml><?xml version="1.0" encoding="utf-8"?>
+<w:ftr xmlns:m="http://schemas.openxmlformats.org/officeDocument/2006/math" xmlns:mc="http://schemas.openxmlformats.org/markup-compatibility/2006" xmlns:mo="http://schemas.microsoft.com/office/mac/office/2008/main" xmlns:mv="urn:schemas-microsoft-com:mac:vml" xmlns:o="urn:schemas-microsoft-com:office:office" xmlns:r="http://schemas.openxmlformats.org/officeDocument/2006/relationships" xmlns:v="urn:schemas-microsoft-com:vml" xmlns:w10="urn:schemas-microsoft-com:office:word" xmlns:w14="http://schemas.microsoft.com/office/word/2010/wordml" xmlns:w="http://schemas.openxmlformats.org/wordprocessingml/2006/main" xmlns:wne="http://schemas.microsoft.com/office/word/2006/wordml" xmlns:wp14="http://schemas.microsoft.com/office/word/2010/wordprocessingDrawing" xmlns:wp="http://schemas.openxmlformats.org/drawingml/2006/wordprocessingDrawing" xmlns:wpc="http://schemas.microsoft.com/office/word/2010/wordprocessingCanvas" xmlns:wpg="http://schemas.microsoft.com/office/word/2010/wordprocessingGroup" xmlns:wpi="http://schemas.microsoft.com/office/word/2010/wordprocessingInk" xmlns:wps="http://schemas.microsoft.com/office/word/2010/wordprocessingShape" mc:Ignorable="w14 wp14">
+  <w:p>
+    <w:pPr>
+      <w:pStyle w:val="Footer"/>
+    </w:pPr>
+  </w:p>
+</w:ftr>
+</file>
+
+<file path=word/header1.xml><?xml version="1.0" encoding="utf-8"?>
+<w:hdr xmlns:m="http://schemas.openxmlformats.org/officeDocument/2006/math" xmlns:mc="http://schemas.openxmlformats.org/markup-compatibility/2006" xmlns:mo="http://schemas.microsoft.com/office/mac/office/2008/main" xmlns:mv="urn:schemas-microsoft-com:mac:vml" xmlns:o="urn:schemas-microsoft-com:office:office" xmlns:r="http://schemas.openxmlformats.org/officeDocument/2006/relationships" xmlns:v="urn:schemas-microsoft-com:vml" xmlns:w10="urn:schemas-microsoft-com:office:word" xmlns:w14="http://schemas.microsoft.com/office/word/2010/wordml" xmlns:w="http://schemas.openxmlformats.org/wordprocessingml/2006/main" xmlns:wne="http://schemas.microsoft.com/office/word/2006/wordml" xmlns:wp14="http://schemas.microsoft.com/office/word/2010/wordprocessingDrawing" xmlns:wp="http://schemas.openxmlformats.org/drawingml/2006/wordprocessingDrawing" xmlns:wpc="http://schemas.microsoft.com/office/word/2010/wordprocessingCanvas" xmlns:wpg="http://schemas.microsoft.com/office/word/2010/wordprocessingGroup" xmlns:wpi="http://schemas.microsoft.com/office/word/2010/wordprocessingInk" xmlns:wps="http://schemas.microsoft.com/office/word/2010/wordprocessingShape" mc:Ignorable="w14 wp14">
+  <w:p>
+    <w:pPr>
+      <w:pStyle w:val="Header"/>
+    </w:pPr>
+  </w:p>
+</w:hdr>
+</file>
+
+<file path=word/header2.xml><?xml version="1.0" encoding="utf-8"?>
+<w:hdr xmlns:m="http://schemas.openxmlformats.org/officeDocument/2006/math" xmlns:mc="http://schemas.openxmlformats.org/markup-compatibility/2006" xmlns:mo="http://schemas.microsoft.com/office/mac/office/2008/main" xmlns:mv="urn:schemas-microsoft-com:mac:vml" xmlns:o="urn:schemas-microsoft-com:office:office" xmlns:r="http://schemas.openxmlformats.org/officeDocument/2006/relationships" xmlns:v="urn:schemas-microsoft-com:vml" xmlns:w10="urn:schemas-microsoft-com:office:word" xmlns:w14="http://schemas.microsoft.com/office/word/2010/wordml" xmlns:w="http://schemas.openxmlformats.org/wordprocessingml/2006/main" xmlns:wne="http://schemas.microsoft.com/office/word/2006/wordml" xmlns:wp14="http://schemas.microsoft.com/office/word/2010/wordprocessingDrawing" xmlns:wp="http://schemas.openxmlformats.org/drawingml/2006/wordprocessingDrawing" xmlns:wpc="http://schemas.microsoft.com/office/word/2010/wordprocessingCanvas" xmlns:wpg="http://schemas.microsoft.com/office/word/2010/wordprocessingGroup" xmlns:wpi="http://schemas.microsoft.com/office/word/2010/wordprocessingInk" xmlns:wps="http://schemas.microsoft.com/office/word/2010/wordprocessingShape" mc:Ignorable="w14 wp14">
+  <w:p>
+    <w:pPr>
+      <w:pStyle w:val="Header"/>
+    </w:pPr>
+  </w:p>
+</w:hdr>
+</file>
+
+<file path=word/header3.xml><?xml version="1.0" encoding="utf-8"?>
+<w:hdr xmlns:m="http://schemas.openxmlformats.org/officeDocument/2006/math" xmlns:mc="http://schemas.openxmlformats.org/markup-compatibility/2006" xmlns:mo="http://schemas.microsoft.com/office/mac/office/2008/main" xmlns:mv="urn:schemas-microsoft-com:mac:vml" xmlns:o="urn:schemas-microsoft-com:office:office" xmlns:r="http://schemas.openxmlformats.org/officeDocument/2006/relationships" xmlns:v="urn:schemas-microsoft-com:vml" xmlns:w10="urn:schemas-microsoft-com:office:word" xmlns:w14="http://schemas.microsoft.com/office/word/2010/wordml" xmlns:w="http://schemas.openxmlformats.org/wordprocessingml/2006/main" xmlns:wne="http://schemas.microsoft.com/office/word/2006/wordml" xmlns:wp14="http://schemas.microsoft.com/office/word/2010/wordprocessingDrawing" xmlns:wp="http://schemas.openxmlformats.org/drawingml/2006/wordprocessingDrawing" xmlns:wpc="http://schemas.microsoft.com/office/word/2010/wordprocessingCanvas" xmlns:wpg="http://schemas.microsoft.com/office/word/2010/wordprocessingGroup" xmlns:wpi="http://schemas.microsoft.com/office/word/2010/wordprocessingInk" xmlns:wps="http://schemas.microsoft.com/office/word/2010/wordprocessingShape" mc:Ignorable="w14 wp14">
+  <w:p>
+    <w:pPr>
+      <w:pStyle w:val="Header"/>
+    </w:pPr>
+  </w:p>
+</w:hdr>
 </file>
 
 <file path=word/numbering.xml><?xml version="1.0" encoding="utf-8"?>

--- a/test_data/smlouva_gdpr_test_01_anon.docx
+++ b/test_data/smlouva_gdpr_test_01_anon.docx
@@ -77,7 +77,7 @@
     </w:p>
     <w:p>
       <w:r>
-        <w:t xml:space="preserve">   VIN vozidla: WAUZZZ8V[[LICENSE_PLATE_2]]56</w:t>
+        <w:t xml:space="preserve">   VIN vozidla: [[VIN_1]]</w:t>
       </w:r>
     </w:p>
     <w:p>
@@ -134,7 +134,7 @@
     </w:p>
     <w:p>
       <w:r>
-        <w:t xml:space="preserve">   Číslo pasu: [[LICENSE_PLATE_3]]43</w:t>
+        <w:t xml:space="preserve">   Číslo pasu: [[LICENSE_PLATE_2]]43</w:t>
       </w:r>
     </w:p>
     <w:p>
